--- a/devops/Docker Container.docx
+++ b/devops/Docker Container.docx
@@ -511,28 +511,7 @@
           <w:sz w:val="28"/>
           <w:szCs w:val="28"/>
         </w:rPr>
-        <w:t xml:space="preserve">Show Docker all </w:t>
-      </w:r>
-      <w:r>
-        <w:rPr>
-          <w:sz w:val="28"/>
-          <w:szCs w:val="28"/>
-        </w:rPr>
-        <w:t>R</w:t>
-      </w:r>
-      <w:r>
-        <w:rPr>
-          <w:sz w:val="28"/>
-          <w:szCs w:val="28"/>
-        </w:rPr>
-        <w:t>unning</w:t>
-      </w:r>
-      <w:r>
-        <w:rPr>
-          <w:sz w:val="28"/>
-          <w:szCs w:val="28"/>
-        </w:rPr>
-        <w:t xml:space="preserve"> &amp; </w:t>
+        <w:t xml:space="preserve">Show Docker all Running &amp; </w:t>
       </w:r>
       <w:proofErr w:type="spellStart"/>
       <w:r>
@@ -578,15 +557,7 @@
           <w:sz w:val="28"/>
           <w:szCs w:val="28"/>
         </w:rPr>
-        <w:t>container ls</w:t>
-      </w:r>
-      <w:r>
-        <w:rPr>
-          <w:rFonts w:ascii="Courier New" w:hAnsi="Courier New" w:cs="Courier New"/>
-          <w:sz w:val="28"/>
-          <w:szCs w:val="28"/>
-        </w:rPr>
-        <w:t xml:space="preserve"> -a</w:t>
+        <w:t>container ls -a</w:t>
       </w:r>
     </w:p>
     <w:p/>
@@ -800,23 +771,7 @@
           <w:sz w:val="28"/>
           <w:szCs w:val="28"/>
         </w:rPr>
-        <w:t>exec</w:t>
-      </w:r>
-      <w:r>
-        <w:rPr>
-          <w:rFonts w:ascii="Courier New" w:hAnsi="Courier New" w:cs="Courier New"/>
-          <w:sz w:val="28"/>
-          <w:szCs w:val="28"/>
-        </w:rPr>
-        <w:t xml:space="preserve"> -it</w:t>
-      </w:r>
-      <w:r>
-        <w:rPr>
-          <w:rFonts w:ascii="Courier New" w:hAnsi="Courier New" w:cs="Courier New"/>
-          <w:sz w:val="28"/>
-          <w:szCs w:val="28"/>
-        </w:rPr>
-        <w:t xml:space="preserve"> &lt;</w:t>
+        <w:t>exec -it &lt;</w:t>
       </w:r>
       <w:proofErr w:type="spellStart"/>
       <w:r>
@@ -834,15 +789,7 @@
           <w:sz w:val="28"/>
           <w:szCs w:val="28"/>
         </w:rPr>
-        <w:t xml:space="preserve">&gt; </w:t>
-      </w:r>
-      <w:r>
-        <w:rPr>
-          <w:rFonts w:ascii="Courier New" w:hAnsi="Courier New" w:cs="Courier New"/>
-          <w:sz w:val="28"/>
-          <w:szCs w:val="28"/>
-        </w:rPr>
-        <w:t>bash</w:t>
+        <w:t>&gt; bash</w:t>
       </w:r>
     </w:p>
     <w:p/>
@@ -969,15 +916,7 @@
           <w:sz w:val="28"/>
           <w:szCs w:val="28"/>
         </w:rPr>
-        <w:t>&gt;</w:t>
-      </w:r>
-      <w:r>
-        <w:rPr>
-          <w:rFonts w:ascii="Courier New" w:hAnsi="Courier New" w:cs="Courier New"/>
-          <w:sz w:val="28"/>
-          <w:szCs w:val="28"/>
-        </w:rPr>
-        <w:t xml:space="preserve"> </w:t>
+        <w:t xml:space="preserve">&gt; </w:t>
       </w:r>
       <w:r>
         <w:rPr>
@@ -1033,15 +972,7 @@
           <w:sz w:val="28"/>
           <w:szCs w:val="28"/>
         </w:rPr>
-        <w:t xml:space="preserve">docker </w:t>
-      </w:r>
-      <w:r>
-        <w:rPr>
-          <w:rFonts w:ascii="Courier New" w:hAnsi="Courier New" w:cs="Courier New"/>
-          <w:sz w:val="28"/>
-          <w:szCs w:val="28"/>
-        </w:rPr>
-        <w:t xml:space="preserve">run -it -p </w:t>
+        <w:t xml:space="preserve">docker run -it -p </w:t>
       </w:r>
       <w:r>
         <w:rPr>
@@ -1093,6 +1024,54 @@
         <w:t>image</w:t>
       </w:r>
       <w:proofErr w:type="spellEnd"/>
+    </w:p>
+    <w:p>
+      <w:pPr>
+        <w:pStyle w:val="ListParagraph"/>
+        <w:numPr>
+          <w:ilvl w:val="0"/>
+          <w:numId w:val="2"/>
+        </w:numPr>
+        <w:rPr>
+          <w:rFonts w:ascii="Courier New" w:hAnsi="Courier New" w:cs="Courier New"/>
+          <w:sz w:val="28"/>
+          <w:szCs w:val="28"/>
+        </w:rPr>
+      </w:pPr>
+      <w:r>
+        <w:rPr>
+          <w:rFonts w:ascii="Courier New" w:hAnsi="Courier New" w:cs="Courier New"/>
+          <w:sz w:val="28"/>
+          <w:szCs w:val="28"/>
+        </w:rPr>
+        <w:t xml:space="preserve">docker run -it --network host </w:t>
+      </w:r>
+      <w:r>
+        <w:rPr>
+          <w:rFonts w:ascii="Courier New" w:hAnsi="Courier New" w:cs="Courier New"/>
+          <w:sz w:val="28"/>
+          <w:szCs w:val="28"/>
+        </w:rPr>
+        <w:t>{</w:t>
+      </w:r>
+      <w:proofErr w:type="spellStart"/>
+      <w:r>
+        <w:rPr>
+          <w:rFonts w:ascii="Courier New" w:hAnsi="Courier New" w:cs="Courier New"/>
+          <w:sz w:val="28"/>
+          <w:szCs w:val="28"/>
+        </w:rPr>
+        <w:t>image:name</w:t>
+      </w:r>
+      <w:proofErr w:type="spellEnd"/>
+      <w:r>
+        <w:rPr>
+          <w:rFonts w:ascii="Courier New" w:hAnsi="Courier New" w:cs="Courier New"/>
+          <w:sz w:val="28"/>
+          <w:szCs w:val="28"/>
+        </w:rPr>
+        <w:t>}</w:t>
+      </w:r>
     </w:p>
     <w:p/>
     <w:p>
@@ -2956,6 +2935,7 @@
   <w:style w:type="character" w:default="1" w:styleId="DefaultParagraphFont">
     <w:name w:val="Default Paragraph Font"/>
     <w:uiPriority w:val="1"/>
+    <w:semiHidden/>
     <w:unhideWhenUsed/>
   </w:style>
   <w:style w:type="table" w:default="1" w:styleId="TableNormal">
